--- a/cert/Ethan Himes's Resume.docx
+++ b/cert/Ethan Himes's Resume.docx
@@ -36,6 +36,19 @@
       <w:r>
         <w:t xml:space="preserve"> |  (614) 300-6043 </w:t>
       </w:r>
+      <w:r>
+        <w:t xml:space="preserve">| </w:t>
+      </w:r>
+      <w:hyperlink r:id="rId6" w:history="1">
+        <w:r>
+          <w:rPr>
+            <w:rStyle w:val="Hyperlink"/>
+            <w:b/>
+            <w:bCs/>
+          </w:rPr>
+          <w:t>https://ethanh234.github.io/Personal-website/</w:t>
+        </w:r>
+      </w:hyperlink>
     </w:p>
     <w:p>
       <w:pPr>
@@ -202,6 +215,12 @@
       </w:r>
       <w:r>
         <w:rPr>
+          <w:i/>
+        </w:rPr>
+        <w:tab/>
+      </w:r>
+      <w:r>
+        <w:rPr>
           <w:b/>
           <w:i/>
         </w:rPr>
@@ -228,7 +247,13 @@
       </w:r>
       <w:r>
         <w:tab/>
-        <w:t>Expected May 2026</w:t>
+        <w:t xml:space="preserve">Expected </w:t>
+      </w:r>
+      <w:r>
+        <w:t>December</w:t>
+      </w:r>
+      <w:r>
+        <w:t xml:space="preserve"> 2026</w:t>
       </w:r>
     </w:p>
     <w:p>
@@ -248,14 +273,145 @@
     </w:p>
     <w:p>
       <w:pPr>
+        <w:spacing w:line="259" w:lineRule="auto"/>
+        <w:ind w:left="0" w:firstLine="0"/>
+        <w:rPr>
+          <w:b/>
+          <w:bCs/>
+        </w:rPr>
+      </w:pPr>
+      <w:r>
+        <w:rPr>
+          <w:b/>
+          <w:bCs/>
+        </w:rPr>
+        <w:t xml:space="preserve">SKILLS </w:t>
+      </w:r>
+    </w:p>
+    <w:p>
+      <w:pPr>
         <w:pStyle w:val="Heading1"/>
         <w:ind w:left="-5"/>
       </w:pPr>
+      <w:r>
+        <w:rPr>
+          <w:rFonts w:ascii="Calibri" w:eastAsia="Calibri" w:hAnsi="Calibri" w:cs="Calibri"/>
+          <w:b w:val="0"/>
+          <w:bCs/>
+          <w:noProof/>
+          <w:sz w:val="22"/>
+        </w:rPr>
+        <mc:AlternateContent>
+          <mc:Choice Requires="wpg">
+            <w:drawing>
+              <wp:anchor distT="0" distB="0" distL="114300" distR="114300" simplePos="0" relativeHeight="251665408" behindDoc="1" locked="0" layoutInCell="1" allowOverlap="1" wp14:anchorId="571116BC" wp14:editId="45A2057C">
+                <wp:simplePos x="0" y="0"/>
+                <wp:positionH relativeFrom="margin">
+                  <wp:align>right</wp:align>
+                </wp:positionH>
+                <wp:positionV relativeFrom="paragraph">
+                  <wp:posOffset>4445</wp:posOffset>
+                </wp:positionV>
+                <wp:extent cx="6383020" cy="12065"/>
+                <wp:effectExtent l="0" t="0" r="0" b="0"/>
+                <wp:wrapNone/>
+                <wp:docPr id="3517" name="Group 3517"/>
+                <wp:cNvGraphicFramePr/>
+                <a:graphic xmlns:a="http://schemas.openxmlformats.org/drawingml/2006/main">
+                  <a:graphicData uri="http://schemas.microsoft.com/office/word/2010/wordprocessingGroup">
+                    <wpg:wgp>
+                      <wpg:cNvGrpSpPr/>
+                      <wpg:grpSpPr>
+                        <a:xfrm>
+                          <a:off x="0" y="0"/>
+                          <a:ext cx="6383020" cy="12065"/>
+                          <a:chOff x="0" y="0"/>
+                          <a:chExt cx="6400800" cy="12700"/>
+                        </a:xfrm>
+                      </wpg:grpSpPr>
+                      <wps:wsp>
+                        <wps:cNvPr id="11" name="Shape 11"/>
+                        <wps:cNvSpPr/>
+                        <wps:spPr>
+                          <a:xfrm>
+                            <a:off x="0" y="0"/>
+                            <a:ext cx="6400800" cy="0"/>
+                          </a:xfrm>
+                          <a:custGeom>
+                            <a:avLst/>
+                            <a:gdLst/>
+                            <a:ahLst/>
+                            <a:cxnLst/>
+                            <a:rect l="0" t="0" r="0" b="0"/>
+                            <a:pathLst>
+                              <a:path w="6400800">
+                                <a:moveTo>
+                                  <a:pt x="0" y="0"/>
+                                </a:moveTo>
+                                <a:lnTo>
+                                  <a:pt x="6400800" y="0"/>
+                                </a:lnTo>
+                              </a:path>
+                            </a:pathLst>
+                          </a:custGeom>
+                          <a:ln w="12700" cap="flat">
+                            <a:miter lim="127000"/>
+                          </a:ln>
+                        </wps:spPr>
+                        <wps:style>
+                          <a:lnRef idx="1">
+                            <a:srgbClr val="000000"/>
+                          </a:lnRef>
+                          <a:fillRef idx="0">
+                            <a:srgbClr val="000000">
+                              <a:alpha val="0"/>
+                            </a:srgbClr>
+                          </a:fillRef>
+                          <a:effectRef idx="0">
+                            <a:scrgbClr r="0" g="0" b="0"/>
+                          </a:effectRef>
+                          <a:fontRef idx="none"/>
+                        </wps:style>
+                        <wps:bodyPr/>
+                      </wps:wsp>
+                    </wpg:wgp>
+                  </a:graphicData>
+                </a:graphic>
+              </wp:anchor>
+            </w:drawing>
+          </mc:Choice>
+          <mc:Fallback>
+            <w:pict>
+              <v:group w14:anchorId="73948C0D" id="Group 3517" o:spid="_x0000_s1026" style="position:absolute;margin-left:451.4pt;margin-top:.35pt;width:502.6pt;height:.95pt;z-index:-251651072;mso-position-horizontal:right;mso-position-horizontal-relative:margin" coordsize="64008,127" o:gfxdata="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">
+                <v:shape id="Shape 11" o:spid="_x0000_s1027" style="position:absolute;width:64008;height:0;visibility:visible;mso-wrap-style:square;v-text-anchor:top" coordsize="6400800,0" o:gfxdata="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" path="m,l6400800,e" filled="f" strokeweight="1pt">
+                  <v:stroke miterlimit="83231f" joinstyle="miter"/>
+                  <v:path arrowok="t" textboxrect="0,0,6400800,0"/>
+                </v:shape>
+                <w10:wrap anchorx="margin"/>
+              </v:group>
+            </w:pict>
+          </mc:Fallback>
+        </mc:AlternateContent>
+      </w:r>
+      <w:r>
+        <w:rPr>
+          <w:b w:val="0"/>
+          <w:bCs/>
+        </w:rPr>
+        <w:t xml:space="preserve">Excel, AutoCAD, HTML, CSS, JavaScript, C++, Python, Adobe Illustrator, Data </w:t>
+      </w:r>
+      <w:r>
+        <w:rPr>
+          <w:b w:val="0"/>
+          <w:bCs/>
+        </w:rPr>
+        <w:t>analysis/visualization</w:t>
+      </w:r>
     </w:p>
     <w:p>
       <w:pPr>
         <w:pStyle w:val="Heading1"/>
-        <w:ind w:left="-5"/>
+        <w:ind w:left="0" w:firstLine="0"/>
       </w:pPr>
       <w:r>
         <w:t xml:space="preserve">SPECIAL PROJECTS </w:t>
@@ -1032,23 +1188,6 @@
     </w:p>
     <w:p>
       <w:pPr>
-        <w:spacing w:line="259" w:lineRule="auto"/>
-        <w:ind w:left="0" w:firstLine="0"/>
-        <w:rPr>
-          <w:b/>
-          <w:bCs/>
-        </w:rPr>
-      </w:pPr>
-      <w:r>
-        <w:rPr>
-          <w:b/>
-          <w:bCs/>
-        </w:rPr>
-        <w:t xml:space="preserve">SKILLS </w:t>
-      </w:r>
-    </w:p>
-    <w:p>
-      <w:pPr>
         <w:pStyle w:val="Heading1"/>
         <w:ind w:left="-5"/>
         <w:rPr>
@@ -1056,127 +1195,6 @@
           <w:bCs/>
         </w:rPr>
       </w:pPr>
-      <w:r>
-        <w:rPr>
-          <w:rFonts w:ascii="Calibri" w:eastAsia="Calibri" w:hAnsi="Calibri" w:cs="Calibri"/>
-          <w:b w:val="0"/>
-          <w:bCs/>
-          <w:noProof/>
-          <w:sz w:val="22"/>
-        </w:rPr>
-        <mc:AlternateContent>
-          <mc:Choice Requires="wpg">
-            <w:drawing>
-              <wp:anchor distT="0" distB="0" distL="114300" distR="114300" simplePos="0" relativeHeight="251661312" behindDoc="1" locked="0" layoutInCell="1" allowOverlap="1" wp14:anchorId="080D5608" wp14:editId="6867886D">
-                <wp:simplePos x="0" y="0"/>
-                <wp:positionH relativeFrom="margin">
-                  <wp:align>right</wp:align>
-                </wp:positionH>
-                <wp:positionV relativeFrom="paragraph">
-                  <wp:posOffset>4445</wp:posOffset>
-                </wp:positionV>
-                <wp:extent cx="6383020" cy="12065"/>
-                <wp:effectExtent l="0" t="0" r="0" b="0"/>
-                <wp:wrapNone/>
-                <wp:docPr id="3517" name="Group 3517"/>
-                <wp:cNvGraphicFramePr/>
-                <a:graphic xmlns:a="http://schemas.openxmlformats.org/drawingml/2006/main">
-                  <a:graphicData uri="http://schemas.microsoft.com/office/word/2010/wordprocessingGroup">
-                    <wpg:wgp>
-                      <wpg:cNvGrpSpPr/>
-                      <wpg:grpSpPr>
-                        <a:xfrm>
-                          <a:off x="0" y="0"/>
-                          <a:ext cx="6383020" cy="12065"/>
-                          <a:chOff x="0" y="0"/>
-                          <a:chExt cx="6400800" cy="12700"/>
-                        </a:xfrm>
-                      </wpg:grpSpPr>
-                      <wps:wsp>
-                        <wps:cNvPr id="11" name="Shape 11"/>
-                        <wps:cNvSpPr/>
-                        <wps:spPr>
-                          <a:xfrm>
-                            <a:off x="0" y="0"/>
-                            <a:ext cx="6400800" cy="0"/>
-                          </a:xfrm>
-                          <a:custGeom>
-                            <a:avLst/>
-                            <a:gdLst/>
-                            <a:ahLst/>
-                            <a:cxnLst/>
-                            <a:rect l="0" t="0" r="0" b="0"/>
-                            <a:pathLst>
-                              <a:path w="6400800">
-                                <a:moveTo>
-                                  <a:pt x="0" y="0"/>
-                                </a:moveTo>
-                                <a:lnTo>
-                                  <a:pt x="6400800" y="0"/>
-                                </a:lnTo>
-                              </a:path>
-                            </a:pathLst>
-                          </a:custGeom>
-                          <a:ln w="12700" cap="flat">
-                            <a:miter lim="127000"/>
-                          </a:ln>
-                        </wps:spPr>
-                        <wps:style>
-                          <a:lnRef idx="1">
-                            <a:srgbClr val="000000"/>
-                          </a:lnRef>
-                          <a:fillRef idx="0">
-                            <a:srgbClr val="000000">
-                              <a:alpha val="0"/>
-                            </a:srgbClr>
-                          </a:fillRef>
-                          <a:effectRef idx="0">
-                            <a:scrgbClr r="0" g="0" b="0"/>
-                          </a:effectRef>
-                          <a:fontRef idx="none"/>
-                        </wps:style>
-                        <wps:bodyPr/>
-                      </wps:wsp>
-                    </wpg:wgp>
-                  </a:graphicData>
-                </a:graphic>
-              </wp:anchor>
-            </w:drawing>
-          </mc:Choice>
-          <mc:Fallback>
-            <w:pict>
-              <v:group w14:anchorId="166F8584" id="Group 3517" o:spid="_x0000_s1026" style="position:absolute;margin-left:451.4pt;margin-top:.35pt;width:502.6pt;height:.95pt;z-index:-251655168;mso-position-horizontal:right;mso-position-horizontal-relative:margin" coordsize="64008,127" o:gfxdata="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">
-                <v:shape id="Shape 11" o:spid="_x0000_s1027" style="position:absolute;width:64008;height:0;visibility:visible;mso-wrap-style:square;v-text-anchor:top" coordsize="6400800,0" o:gfxdata="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" path="m,l6400800,e" filled="f" strokeweight="1pt">
-                  <v:stroke miterlimit="83231f" joinstyle="miter"/>
-                  <v:path arrowok="t" textboxrect="0,0,6400800,0"/>
-                </v:shape>
-                <w10:wrap anchorx="margin"/>
-              </v:group>
-            </w:pict>
-          </mc:Fallback>
-        </mc:AlternateContent>
-      </w:r>
-      <w:r>
-        <w:rPr>
-          <w:b w:val="0"/>
-          <w:bCs/>
-        </w:rPr>
-        <w:t>Excel, AutoCAD, HTML, CSS, JavaScript, C++, Python, Adobe Illustrator,</w:t>
-      </w:r>
-      <w:r>
-        <w:rPr>
-          <w:b w:val="0"/>
-          <w:bCs/>
-        </w:rPr>
-        <w:t xml:space="preserve"> Data </w:t>
-      </w:r>
-      <w:r>
-        <w:rPr>
-          <w:b w:val="0"/>
-          <w:bCs/>
-        </w:rPr>
-        <w:t>analysis/visualization</w:t>
-      </w:r>
       <w:r>
         <w:rPr>
           <w:b w:val="0"/>
@@ -2563,6 +2581,29 @@
       <w:sz w:val="24"/>
     </w:rPr>
   </w:style>
+  <w:style w:type="character" w:styleId="Hyperlink">
+    <w:name w:val="Hyperlink"/>
+    <w:basedOn w:val="DefaultParagraphFont"/>
+    <w:uiPriority w:val="99"/>
+    <w:unhideWhenUsed/>
+    <w:rsid w:val="00347708"/>
+    <w:rPr>
+      <w:color w:val="467886" w:themeColor="hyperlink"/>
+      <w:u w:val="single"/>
+    </w:rPr>
+  </w:style>
+  <w:style w:type="character" w:styleId="UnresolvedMention">
+    <w:name w:val="Unresolved Mention"/>
+    <w:basedOn w:val="DefaultParagraphFont"/>
+    <w:uiPriority w:val="99"/>
+    <w:semiHidden/>
+    <w:unhideWhenUsed/>
+    <w:rsid w:val="00347708"/>
+    <w:rPr>
+      <w:color w:val="605E5C"/>
+      <w:shd w:val="clear" w:color="auto" w:fill="E1DFDD"/>
+    </w:rPr>
+  </w:style>
 </w:styles>
 </file>
 
